--- a/Pruebas QA/Prueba QA-CU01-RegistrarSolicitud.docx
+++ b/Pruebas QA/Prueba QA-CU01-RegistrarSolicitud.docx
@@ -1,6 +1,6 @@
 
 <file path=word/document.xml><?xml version="1.0" encoding="utf-8"?>
-<w:document xmlns:wpc="http://schemas.microsoft.com/office/word/2010/wordprocessingCanvas" xmlns:cx="http://schemas.microsoft.com/office/drawing/2014/chartex" xmlns:cx1="http://schemas.microsoft.com/office/drawing/2015/9/8/chartex" xmlns:cx2="http://schemas.microsoft.com/office/drawing/2015/10/21/chartex" xmlns:cx3="http://schemas.microsoft.com/office/drawing/2016/5/9/chartex" xmlns:cx4="http://schemas.microsoft.com/office/drawing/2016/5/10/chartex" xmlns:cx5="http://schemas.microsoft.com/office/drawing/2016/5/11/chartex" xmlns:cx6="http://schemas.microsoft.com/office/drawing/2016/5/12/chartex" xmlns:cx7="http://schemas.microsoft.com/office/drawing/2016/5/13/chartex" xmlns:cx8="http://schemas.microsoft.com/office/drawing/2016/5/14/chartex" xmlns:mc="http://schemas.openxmlformats.org/markup-compatibility/2006" xmlns:aink="http://schemas.microsoft.com/office/drawing/2016/ink" xmlns:am3d="http://schemas.microsoft.com/office/drawing/2017/model3d" xmlns:o="urn:schemas-microsoft-com:office:office" xmlns:r="http://schemas.openxmlformats.org/officeDocument/2006/relationships" xmlns:m="http://schemas.openxmlformats.org/officeDocument/2006/math" xmlns:v="urn:schemas-microsoft-com:vml" xmlns:wp14="http://schemas.microsoft.com/office/word/2010/wordprocessingDrawing" xmlns:wp="http://schemas.openxmlformats.org/drawingml/2006/wordprocessingDrawing" xmlns:w10="urn:schemas-microsoft-com:office:word" xmlns:w="http://schemas.openxmlformats.org/wordprocessingml/2006/main" xmlns:w14="http://schemas.microsoft.com/office/word/2010/wordml" xmlns:w15="http://schemas.microsoft.com/office/word/2012/wordml" xmlns:w16cex="http://schemas.microsoft.com/office/word/2018/wordml/cex" xmlns:w16cid="http://schemas.microsoft.com/office/word/2016/wordml/cid" xmlns:w16="http://schemas.microsoft.com/office/word/2018/wordml" xmlns:w16sdtdh="http://schemas.microsoft.com/office/word/2020/wordml/sdtdatahash" xmlns:w16se="http://schemas.microsoft.com/office/word/2015/wordml/symex" xmlns:wpg="http://schemas.microsoft.com/office/word/2010/wordprocessingGroup" xmlns:wpi="http://schemas.microsoft.com/office/word/2010/wordprocessingInk" xmlns:wne="http://schemas.microsoft.com/office/word/2006/wordml" xmlns:wps="http://schemas.microsoft.com/office/word/2010/wordprocessingShape" mc:Ignorable="w14 w15 w16se w16cid w16 w16cex w16sdtdh wp14">
+<w:document xmlns:wpc="http://schemas.microsoft.com/office/word/2010/wordprocessingCanvas" xmlns:cx="http://schemas.microsoft.com/office/drawing/2014/chartex" xmlns:cx1="http://schemas.microsoft.com/office/drawing/2015/9/8/chartex" xmlns:cx2="http://schemas.microsoft.com/office/drawing/2015/10/21/chartex" xmlns:cx3="http://schemas.microsoft.com/office/drawing/2016/5/9/chartex" xmlns:cx4="http://schemas.microsoft.com/office/drawing/2016/5/10/chartex" xmlns:cx5="http://schemas.microsoft.com/office/drawing/2016/5/11/chartex" xmlns:cx6="http://schemas.microsoft.com/office/drawing/2016/5/12/chartex" xmlns:cx7="http://schemas.microsoft.com/office/drawing/2016/5/13/chartex" xmlns:cx8="http://schemas.microsoft.com/office/drawing/2016/5/14/chartex" xmlns:mc="http://schemas.openxmlformats.org/markup-compatibility/2006" xmlns:aink="http://schemas.microsoft.com/office/drawing/2016/ink" xmlns:am3d="http://schemas.microsoft.com/office/drawing/2017/model3d" xmlns:o="urn:schemas-microsoft-com:office:office" xmlns:oel="http://schemas.microsoft.com/office/2019/extlst" xmlns:r="http://schemas.openxmlformats.org/officeDocument/2006/relationships" xmlns:m="http://schemas.openxmlformats.org/officeDocument/2006/math" xmlns:v="urn:schemas-microsoft-com:vml" xmlns:wp14="http://schemas.microsoft.com/office/word/2010/wordprocessingDrawing" xmlns:wp="http://schemas.openxmlformats.org/drawingml/2006/wordprocessingDrawing" xmlns:w10="urn:schemas-microsoft-com:office:word" xmlns:w="http://schemas.openxmlformats.org/wordprocessingml/2006/main" xmlns:w14="http://schemas.microsoft.com/office/word/2010/wordml" xmlns:w15="http://schemas.microsoft.com/office/word/2012/wordml" xmlns:w16cex="http://schemas.microsoft.com/office/word/2018/wordml/cex" xmlns:w16cid="http://schemas.microsoft.com/office/word/2016/wordml/cid" xmlns:w16="http://schemas.microsoft.com/office/word/2018/wordml" xmlns:w16du="http://schemas.microsoft.com/office/word/2023/wordml/word16du" xmlns:w16sdtdh="http://schemas.microsoft.com/office/word/2020/wordml/sdtdatahash" xmlns:w16se="http://schemas.microsoft.com/office/word/2015/wordml/symex" xmlns:wpg="http://schemas.microsoft.com/office/word/2010/wordprocessingGroup" xmlns:wpi="http://schemas.microsoft.com/office/word/2010/wordprocessingInk" xmlns:wne="http://schemas.microsoft.com/office/word/2006/wordml" xmlns:wps="http://schemas.microsoft.com/office/word/2010/wordprocessingShape" mc:Ignorable="w14 w15 w16se w16cid w16 w16cex w16sdtdh wp14">
   <w:body>
     <w:p>
       <w:pPr>
@@ -250,7 +250,27 @@
           <w:sz w:val="36"/>
           <w:szCs w:val="36"/>
         </w:rPr>
-        <w:t>: 11/10/2026</w:t>
+        <w:t xml:space="preserve">: </w:t>
+      </w:r>
+      <w:r>
+        <w:rPr>
+          <w:b/>
+          <w:i/>
+          <w:color w:val="000000"/>
+          <w:sz w:val="36"/>
+          <w:szCs w:val="36"/>
+        </w:rPr>
+        <w:t>02</w:t>
+      </w:r>
+      <w:r>
+        <w:rPr>
+          <w:b/>
+          <w:i/>
+          <w:color w:val="000000"/>
+          <w:sz w:val="36"/>
+          <w:szCs w:val="36"/>
+        </w:rPr>
+        <w:t>/10/2026</w:t>
       </w:r>
     </w:p>
     <w:p>
@@ -822,7 +842,18 @@
                 <w:szCs w:val="20"/>
                 <w:lang w:eastAsia="es-VE"/>
               </w:rPr>
-              <w:t>11/10/2026</w:t>
+              <w:t>02</w:t>
+            </w:r>
+            <w:r>
+              <w:rPr>
+                <w:rFonts w:eastAsia="Times New Roman" w:cs="Arial"/>
+                <w:b/>
+                <w:color w:val="000000"/>
+                <w:sz w:val="20"/>
+                <w:szCs w:val="20"/>
+                <w:lang w:eastAsia="es-VE"/>
+              </w:rPr>
+              <w:t>/10/2026</w:t>
             </w:r>
           </w:p>
         </w:tc>
@@ -1423,7 +1454,16 @@
                 <w:szCs w:val="24"/>
                 <w:lang w:eastAsia="es-VE"/>
               </w:rPr>
-              <w:t>11/10/2026</w:t>
+              <w:t>02</w:t>
+            </w:r>
+            <w:r>
+              <w:rPr>
+                <w:rFonts w:eastAsia="Times New Roman" w:cs="Arial"/>
+                <w:color w:val="000000"/>
+                <w:szCs w:val="24"/>
+                <w:lang w:eastAsia="es-VE"/>
+              </w:rPr>
+              <w:t>/10/2026</w:t>
             </w:r>
           </w:p>
         </w:tc>
@@ -1972,7 +2012,18 @@
                 <w:szCs w:val="20"/>
                 <w:lang w:eastAsia="es-VE"/>
               </w:rPr>
-              <w:t>11/10/2026</w:t>
+              <w:t>02</w:t>
+            </w:r>
+            <w:r>
+              <w:rPr>
+                <w:rFonts w:eastAsia="Times New Roman" w:cs="Arial"/>
+                <w:b/>
+                <w:color w:val="000000"/>
+                <w:sz w:val="20"/>
+                <w:szCs w:val="20"/>
+                <w:lang w:eastAsia="es-VE"/>
+              </w:rPr>
+              <w:t>/10/2026</w:t>
             </w:r>
           </w:p>
         </w:tc>
@@ -3919,7 +3970,25 @@
                 <w:bCs/>
                 <w:sz w:val="22"/>
               </w:rPr>
-              <w:t xml:space="preserve"> 11/10/2026</w:t>
+              <w:t xml:space="preserve"> </w:t>
+            </w:r>
+            <w:r>
+              <w:rPr>
+                <w:rFonts w:cs="Arial"/>
+                <w:b/>
+                <w:bCs/>
+                <w:sz w:val="22"/>
+              </w:rPr>
+              <w:t>02</w:t>
+            </w:r>
+            <w:r>
+              <w:rPr>
+                <w:rFonts w:cs="Arial"/>
+                <w:b/>
+                <w:bCs/>
+                <w:sz w:val="22"/>
+              </w:rPr>
+              <w:t>/10/2026</w:t>
             </w:r>
           </w:p>
         </w:tc>
@@ -4430,15 +4499,7 @@
                 <w:sz w:val="20"/>
                 <w:szCs w:val="20"/>
               </w:rPr>
-              <w:t>2.2.4 El historial de servicios prestados al cliente debe esta</w:t>
-            </w:r>
-            <w:r>
-              <w:rPr>
-                <w:rFonts w:cs="Arial"/>
-                <w:sz w:val="20"/>
-                <w:szCs w:val="20"/>
-              </w:rPr>
-              <w:t>r precargado en el sistema.</w:t>
+              <w:t>2.2.4 El historial de servicios prestados al cliente debe estar precargado en el sistema.</w:t>
             </w:r>
           </w:p>
           <w:p>
@@ -4467,6 +4528,9 @@
               <w:jc w:val="center"/>
             </w:pPr>
             <w:r>
+              <w:rPr>
+                <w:noProof/>
+              </w:rPr>
               <w:drawing>
                 <wp:inline distT="0" distB="0" distL="0" distR="0" wp14:anchorId="19AA9A10" wp14:editId="4700E946">
                   <wp:extent cx="3606144" cy="2100263"/>
@@ -4703,34 +4767,15 @@
                 <w:sz w:val="20"/>
                 <w:szCs w:val="20"/>
               </w:rPr>
-              <w:t>Resultado</w:t>
-            </w:r>
-            <w:r>
-              <w:rPr>
-                <w:rFonts w:cs="Arial"/>
-                <w:b/>
-                <w:bCs/>
-                <w:color w:val="00803C"/>
-                <w:sz w:val="20"/>
-                <w:szCs w:val="20"/>
-              </w:rPr>
-              <w:t xml:space="preserve">: </w:t>
-            </w:r>
-            <w:r>
-              <w:rPr>
-                <w:rFonts w:cs="Arial"/>
-                <w:sz w:val="20"/>
-                <w:szCs w:val="20"/>
-              </w:rPr>
-              <w:t xml:space="preserve">Cumple. Al seleccionar “Nueva solicitud” se muestra el formulario con el campo “Tipo de </w:t>
-            </w:r>
-            <w:r>
-              <w:rPr>
-                <w:rFonts w:cs="Arial"/>
-                <w:sz w:val="20"/>
-                <w:szCs w:val="20"/>
-              </w:rPr>
-              <w:t>solicitud”.</w:t>
+              <w:t xml:space="preserve">Resultado: </w:t>
+            </w:r>
+            <w:r>
+              <w:rPr>
+                <w:rFonts w:cs="Arial"/>
+                <w:sz w:val="20"/>
+                <w:szCs w:val="20"/>
+              </w:rPr>
+              <w:t>Cumple. Al seleccionar “Nueva solicitud” se muestra el formulario con el campo “Tipo de solicitud”.</w:t>
             </w:r>
           </w:p>
           <w:p>
@@ -4861,15 +4906,7 @@
                 <w:sz w:val="20"/>
                 <w:szCs w:val="20"/>
               </w:rPr>
-              <w:t xml:space="preserve">2.3.5 El usuario llena todos </w:t>
-            </w:r>
-            <w:r>
-              <w:rPr>
-                <w:rFonts w:cs="Arial"/>
-                <w:sz w:val="20"/>
-                <w:szCs w:val="20"/>
-              </w:rPr>
-              <w:t>los datos anteriores.</w:t>
+              <w:t>2.3.5 El usuario llena todos los datos anteriores.</w:t>
             </w:r>
           </w:p>
           <w:p>
@@ -4888,15 +4925,7 @@
                 <w:sz w:val="20"/>
                 <w:szCs w:val="20"/>
               </w:rPr>
-              <w:t>Datos ingresados: Servicio recibido “OS-2026-0087 - Mantenimiento correctivo - 16/08/2026”; Asunto “Prueba QA 01”</w:t>
-            </w:r>
-            <w:r>
-              <w:rPr>
-                <w:rFonts w:cs="Arial"/>
-                <w:sz w:val="20"/>
-                <w:szCs w:val="20"/>
-              </w:rPr>
-              <w:t>; Descripción de 90 caracteres; Evidencia “evidencia_prueba.jpg”.</w:t>
+              <w:t>Datos ingresados: Servicio recibido “OS-2026-0087 - Mantenimiento correctivo - 16/08/2026”; Asunto “Prueba QA 01”; Descripción de 90 caracteres; Evidencia “evidencia_prueba.jpg”.</w:t>
             </w:r>
           </w:p>
           <w:p>
@@ -4968,15 +4997,7 @@
                 <w:sz w:val="20"/>
                 <w:szCs w:val="20"/>
               </w:rPr>
-              <w:t>Cumple. El formulario acepta los d</w:t>
-            </w:r>
-            <w:r>
-              <w:rPr>
-                <w:rFonts w:cs="Arial"/>
-                <w:sz w:val="20"/>
-                <w:szCs w:val="20"/>
-              </w:rPr>
-              <w:t>atos y la evidencia en formato JPG.</w:t>
+              <w:t>Cumple. El formulario acepta los datos y la evidencia en formato JPG.</w:t>
             </w:r>
           </w:p>
           <w:p>
@@ -5036,15 +5057,7 @@
                 <w:sz w:val="20"/>
                 <w:szCs w:val="20"/>
               </w:rPr>
-              <w:t>2.3.8 El sistema genera el número de boleta qu</w:t>
-            </w:r>
-            <w:r>
-              <w:rPr>
-                <w:rFonts w:cs="Arial"/>
-                <w:sz w:val="20"/>
-                <w:szCs w:val="20"/>
-              </w:rPr>
-              <w:t>e identifica la solicitud. RN0</w:t>
+              <w:t>2.3.8 El sistema genera el número de boleta que identifica la solicitud. RN0</w:t>
             </w:r>
             <w:r>
               <w:rPr>
@@ -5400,15 +5413,7 @@
                 <w:sz w:val="20"/>
                 <w:szCs w:val="20"/>
               </w:rPr>
-              <w:t xml:space="preserve">Cumple. Con “Sugerencia” solo se muestran Asunto y Descripción. Se registró la boleta SOL-2026-000098 con estado “En backlog de mejoras” y el texto “Esta solicitud no </w:t>
-            </w:r>
-            <w:r>
-              <w:rPr>
-                <w:rFonts w:cs="Arial"/>
-                <w:sz w:val="20"/>
-                <w:szCs w:val="20"/>
-              </w:rPr>
-              <w:t>tiene un tiempo máximo de atención asociado.”</w:t>
+              <w:t>Cumple. Con “Sugerencia” solo se muestran Asunto y Descripción. Se registró la boleta SOL-2026-000098 con estado “En backlog de mejoras” y el texto “Esta solicitud no tiene un tiempo máximo de atención asociado.”</w:t>
             </w:r>
           </w:p>
           <w:p>
@@ -5491,15 +5496,7 @@
                 <w:sz w:val="20"/>
                 <w:szCs w:val="20"/>
               </w:rPr>
-              <w:t>3. El sistema redirige al usuario a la pantalla</w:t>
-            </w:r>
-            <w:r>
-              <w:rPr>
-                <w:rFonts w:cs="Arial"/>
-                <w:sz w:val="20"/>
-                <w:szCs w:val="20"/>
-              </w:rPr>
-              <w:t xml:space="preserve"> de inicio del Dashboard del Cliente.</w:t>
+              <w:t>3. El sistema redirige al usuario a la pantalla de inicio del Dashboard del Cliente.</w:t>
             </w:r>
           </w:p>
           <w:p>
@@ -5615,15 +5612,7 @@
                 <w:sz w:val="20"/>
                 <w:szCs w:val="20"/>
               </w:rPr>
-              <w:t>2. El sistema dirige al usuario al apartado “Mis solicitudes”, donde se despliega el listado de t</w:t>
-            </w:r>
-            <w:r>
-              <w:rPr>
-                <w:rFonts w:cs="Arial"/>
-                <w:sz w:val="20"/>
-                <w:szCs w:val="20"/>
-              </w:rPr>
-              <w:t>odas las solicitudes que ha registrado, incluida la que acaba de crear.</w:t>
+              <w:t>2. El sistema dirige al usuario al apartado “Mis solicitudes”, donde se despliega el listado de todas las solicitudes que ha registrado, incluida la que acaba de crear.</w:t>
             </w:r>
           </w:p>
           <w:p>
@@ -5884,15 +5873,7 @@
                 <w:sz w:val="20"/>
                 <w:szCs w:val="20"/>
               </w:rPr>
-              <w:t>Cumple. Se muestra “Este campo es obligatorio.” en Tipo de solicitud, Asunto y Descripción, y “Seleccione el servicio al que se ref</w:t>
-            </w:r>
-            <w:r>
-              <w:rPr>
-                <w:rFonts w:cs="Arial"/>
-                <w:sz w:val="20"/>
-                <w:szCs w:val="20"/>
-              </w:rPr>
-              <w:t>iere su queja.” en Servicio recibido.</w:t>
+              <w:t>Cumple. Se muestra “Este campo es obligatorio.” en Tipo de solicitud, Asunto y Descripción, y “Seleccione el servicio al que se refiere su queja.” en Servicio recibido.</w:t>
             </w:r>
           </w:p>
           <w:p>
@@ -5934,15 +5915,7 @@
                 <w:sz w:val="20"/>
                 <w:szCs w:val="20"/>
               </w:rPr>
-              <w:t>Asunto con s</w:t>
-            </w:r>
-            <w:r>
-              <w:rPr>
-                <w:rFonts w:cs="Arial"/>
-                <w:sz w:val="20"/>
-                <w:szCs w:val="20"/>
-              </w:rPr>
-              <w:t>ímbolos especiales: “Prueba@QA#”. Asunto de 15 caracteres: “Prueba cancelar”. Descripción con contador de 150 caracteres.</w:t>
+              <w:t>Asunto con símbolos especiales: “Prueba@QA#”. Asunto de 15 caracteres: “Prueba cancelar”. Descripción con contador de 150 caracteres.</w:t>
             </w:r>
           </w:p>
           <w:p>
@@ -6060,23 +6033,7 @@
                 <w:sz w:val="20"/>
                 <w:szCs w:val="20"/>
               </w:rPr>
-              <w:t>Cumple. Con símbolos se muestra “No se admiten símbolos especiales. Solo letras, números, espacios, comas, puntos y gui</w:t>
-            </w:r>
-            <w:r>
-              <w:rPr>
-                <w:rFonts w:cs="Arial"/>
-                <w:sz w:val="20"/>
-                <w:szCs w:val="20"/>
-              </w:rPr>
-              <w:t xml:space="preserve">ones.” El campo Asunto no permite escribir más de 15 caracteres </w:t>
-            </w:r>
-            <w:r>
-              <w:rPr>
-                <w:rFonts w:cs="Arial"/>
-                <w:sz w:val="20"/>
-                <w:szCs w:val="20"/>
-              </w:rPr>
-              <w:t>y la Descripción muestra el contador de 150.</w:t>
+              <w:t>Cumple. Con símbolos se muestra “No se admiten símbolos especiales. Solo letras, números, espacios, comas, puntos y guiones.” El campo Asunto no permite escribir más de 15 caracteres y la Descripción muestra el contador de 150.</w:t>
             </w:r>
           </w:p>
           <w:p>
@@ -6134,15 +6091,7 @@
                 <w:sz w:val="20"/>
                 <w:szCs w:val="20"/>
               </w:rPr>
-              <w:t>archivo vacío</w:t>
-            </w:r>
-            <w:r>
-              <w:rPr>
-                <w:rFonts w:cs="Arial"/>
-                <w:sz w:val="20"/>
-                <w:szCs w:val="20"/>
-              </w:rPr>
-              <w:t>.</w:t>
+              <w:t>archivo vacío.</w:t>
             </w:r>
           </w:p>
           <w:p>
@@ -6352,15 +6301,7 @@
                 <w:sz w:val="20"/>
                 <w:szCs w:val="20"/>
               </w:rPr>
-              <w:t>Cumple. Se muestran “El archivo excede el tamaño máximo permitido de 2 MB.”, “El archivo está vacío o dañado.” y “El tipo de archivo no coincide con su contenido.”, y el botón “Envi</w:t>
-            </w:r>
-            <w:r>
-              <w:rPr>
-                <w:rFonts w:cs="Arial"/>
-                <w:sz w:val="20"/>
-                <w:szCs w:val="20"/>
-              </w:rPr>
-              <w:t>ar solicitud” se inhabilita mientras el archivo no es válido.</w:t>
+              <w:t>Cumple. Se muestran “El archivo excede el tamaño máximo permitido de 2 MB.”, “El archivo está vacío o dañado.” y “El tipo de archivo no coincide con su contenido.”, y el botón “Enviar solicitud” se inhabilita mientras el archivo no es válido.</w:t>
             </w:r>
           </w:p>
           <w:p>
@@ -6408,15 +6349,7 @@
                 <w:sz w:val="20"/>
                 <w:szCs w:val="20"/>
               </w:rPr>
-              <w:t>Cumple. Las bole</w:t>
-            </w:r>
-            <w:r>
-              <w:rPr>
-                <w:rFonts w:cs="Arial"/>
-                <w:sz w:val="20"/>
-                <w:szCs w:val="20"/>
-              </w:rPr>
-              <w:t>tas generadas tienen el formato SOL-AAAA-NNNNNN y son correlativas: SOL-2026-000097 y SOL-2026-000098.</w:t>
+              <w:t>Cumple. Las boletas generadas tienen el formato SOL-AAAA-NNNNNN y son correlativas: SOL-2026-000097 y SOL-2026-000098.</w:t>
             </w:r>
           </w:p>
         </w:tc>
@@ -7037,7 +6970,27 @@
                 <w:sz w:val="20"/>
                 <w:szCs w:val="20"/>
               </w:rPr>
-              <w:t>Fecha: 11/10/2026</w:t>
+              <w:t xml:space="preserve">Fecha: </w:t>
+            </w:r>
+            <w:r>
+              <w:rPr>
+                <w:rFonts w:cs="Arial"/>
+                <w:b/>
+                <w:bCs/>
+                <w:sz w:val="20"/>
+                <w:szCs w:val="20"/>
+              </w:rPr>
+              <w:t>02</w:t>
+            </w:r>
+            <w:r>
+              <w:rPr>
+                <w:rFonts w:cs="Arial"/>
+                <w:b/>
+                <w:bCs/>
+                <w:sz w:val="20"/>
+                <w:szCs w:val="20"/>
+              </w:rPr>
+              <w:t>/10/2026</w:t>
             </w:r>
           </w:p>
         </w:tc>
@@ -7067,7 +7020,7 @@
 </file>
 
 <file path=word/endnotes.xml><?xml version="1.0" encoding="utf-8"?>
-<w:endnotes xmlns:wpc="http://schemas.microsoft.com/office/word/2010/wordprocessingCanvas" xmlns:cx="http://schemas.microsoft.com/office/drawing/2014/chartex" xmlns:cx1="http://schemas.microsoft.com/office/drawing/2015/9/8/chartex" xmlns:cx2="http://schemas.microsoft.com/office/drawing/2015/10/21/chartex" xmlns:cx3="http://schemas.microsoft.com/office/drawing/2016/5/9/chartex" xmlns:cx4="http://schemas.microsoft.com/office/drawing/2016/5/10/chartex" xmlns:cx5="http://schemas.microsoft.com/office/drawing/2016/5/11/chartex" xmlns:cx6="http://schemas.microsoft.com/office/drawing/2016/5/12/chartex" xmlns:cx7="http://schemas.microsoft.com/office/drawing/2016/5/13/chartex" xmlns:cx8="http://schemas.microsoft.com/office/drawing/2016/5/14/chartex" xmlns:mc="http://schemas.openxmlformats.org/markup-compatibility/2006" xmlns:aink="http://schemas.microsoft.com/office/drawing/2016/ink" xmlns:am3d="http://schemas.microsoft.com/office/drawing/2017/model3d" xmlns:o="urn:schemas-microsoft-com:office:office" xmlns:r="http://schemas.openxmlformats.org/officeDocument/2006/relationships" xmlns:m="http://schemas.openxmlformats.org/officeDocument/2006/math" xmlns:v="urn:schemas-microsoft-com:vml" xmlns:wp14="http://schemas.microsoft.com/office/word/2010/wordprocessingDrawing" xmlns:wp="http://schemas.openxmlformats.org/drawingml/2006/wordprocessingDrawing" xmlns:w10="urn:schemas-microsoft-com:office:word" xmlns:w="http://schemas.openxmlformats.org/wordprocessingml/2006/main" xmlns:w14="http://schemas.microsoft.com/office/word/2010/wordml" xmlns:w15="http://schemas.microsoft.com/office/word/2012/wordml" xmlns:w16cex="http://schemas.microsoft.com/office/word/2018/wordml/cex" xmlns:w16cid="http://schemas.microsoft.com/office/word/2016/wordml/cid" xmlns:w16="http://schemas.microsoft.com/office/word/2018/wordml" xmlns:w16sdtdh="http://schemas.microsoft.com/office/word/2020/wordml/sdtdatahash" xmlns:w16se="http://schemas.microsoft.com/office/word/2015/wordml/symex" xmlns:wpg="http://schemas.microsoft.com/office/word/2010/wordprocessingGroup" xmlns:wpi="http://schemas.microsoft.com/office/word/2010/wordprocessingInk" xmlns:wne="http://schemas.microsoft.com/office/word/2006/wordml" xmlns:wps="http://schemas.microsoft.com/office/word/2010/wordprocessingShape" mc:Ignorable="w14 w15 w16se w16cid w16 w16cex w16sdtdh wp14">
+<w:endnotes xmlns:wpc="http://schemas.microsoft.com/office/word/2010/wordprocessingCanvas" xmlns:cx="http://schemas.microsoft.com/office/drawing/2014/chartex" xmlns:cx1="http://schemas.microsoft.com/office/drawing/2015/9/8/chartex" xmlns:cx2="http://schemas.microsoft.com/office/drawing/2015/10/21/chartex" xmlns:cx3="http://schemas.microsoft.com/office/drawing/2016/5/9/chartex" xmlns:cx4="http://schemas.microsoft.com/office/drawing/2016/5/10/chartex" xmlns:cx5="http://schemas.microsoft.com/office/drawing/2016/5/11/chartex" xmlns:cx6="http://schemas.microsoft.com/office/drawing/2016/5/12/chartex" xmlns:cx7="http://schemas.microsoft.com/office/drawing/2016/5/13/chartex" xmlns:cx8="http://schemas.microsoft.com/office/drawing/2016/5/14/chartex" xmlns:mc="http://schemas.openxmlformats.org/markup-compatibility/2006" xmlns:aink="http://schemas.microsoft.com/office/drawing/2016/ink" xmlns:am3d="http://schemas.microsoft.com/office/drawing/2017/model3d" xmlns:o="urn:schemas-microsoft-com:office:office" xmlns:oel="http://schemas.microsoft.com/office/2019/extlst" xmlns:r="http://schemas.openxmlformats.org/officeDocument/2006/relationships" xmlns:m="http://schemas.openxmlformats.org/officeDocument/2006/math" xmlns:v="urn:schemas-microsoft-com:vml" xmlns:wp14="http://schemas.microsoft.com/office/word/2010/wordprocessingDrawing" xmlns:wp="http://schemas.openxmlformats.org/drawingml/2006/wordprocessingDrawing" xmlns:w10="urn:schemas-microsoft-com:office:word" xmlns:w="http://schemas.openxmlformats.org/wordprocessingml/2006/main" xmlns:w14="http://schemas.microsoft.com/office/word/2010/wordml" xmlns:w15="http://schemas.microsoft.com/office/word/2012/wordml" xmlns:w16cex="http://schemas.microsoft.com/office/word/2018/wordml/cex" xmlns:w16cid="http://schemas.microsoft.com/office/word/2016/wordml/cid" xmlns:w16="http://schemas.microsoft.com/office/word/2018/wordml" xmlns:w16du="http://schemas.microsoft.com/office/word/2023/wordml/word16du" xmlns:w16sdtdh="http://schemas.microsoft.com/office/word/2020/wordml/sdtdatahash" xmlns:w16se="http://schemas.microsoft.com/office/word/2015/wordml/symex" xmlns:wpg="http://schemas.microsoft.com/office/word/2010/wordprocessingGroup" xmlns:wpi="http://schemas.microsoft.com/office/word/2010/wordprocessingInk" xmlns:wne="http://schemas.microsoft.com/office/word/2006/wordml" xmlns:wps="http://schemas.microsoft.com/office/word/2010/wordprocessingShape" mc:Ignorable="w14 w15 w16se w16cid w16 w16cex w16sdtdh wp14">
   <w:endnote w:type="separator" w:id="-1">
     <w:p>
       <w:pPr>
@@ -7092,7 +7045,7 @@
 </file>
 
 <file path=word/footer1.xml><?xml version="1.0" encoding="utf-8"?>
-<w:ftr xmlns:wpc="http://schemas.microsoft.com/office/word/2010/wordprocessingCanvas" xmlns:cx="http://schemas.microsoft.com/office/drawing/2014/chartex" xmlns:cx1="http://schemas.microsoft.com/office/drawing/2015/9/8/chartex" xmlns:cx2="http://schemas.microsoft.com/office/drawing/2015/10/21/chartex" xmlns:cx3="http://schemas.microsoft.com/office/drawing/2016/5/9/chartex" xmlns:cx4="http://schemas.microsoft.com/office/drawing/2016/5/10/chartex" xmlns:cx5="http://schemas.microsoft.com/office/drawing/2016/5/11/chartex" xmlns:cx6="http://schemas.microsoft.com/office/drawing/2016/5/12/chartex" xmlns:cx7="http://schemas.microsoft.com/office/drawing/2016/5/13/chartex" xmlns:cx8="http://schemas.microsoft.com/office/drawing/2016/5/14/chartex" xmlns:mc="http://schemas.openxmlformats.org/markup-compatibility/2006" xmlns:aink="http://schemas.microsoft.com/office/drawing/2016/ink" xmlns:am3d="http://schemas.microsoft.com/office/drawing/2017/model3d" xmlns:o="urn:schemas-microsoft-com:office:office" xmlns:r="http://schemas.openxmlformats.org/officeDocument/2006/relationships" xmlns:m="http://schemas.openxmlformats.org/officeDocument/2006/math" xmlns:v="urn:schemas-microsoft-com:vml" xmlns:wp14="http://schemas.microsoft.com/office/word/2010/wordprocessingDrawing" xmlns:wp="http://schemas.openxmlformats.org/drawingml/2006/wordprocessingDrawing" xmlns:w10="urn:schemas-microsoft-com:office:word" xmlns:w="http://schemas.openxmlformats.org/wordprocessingml/2006/main" xmlns:w14="http://schemas.microsoft.com/office/word/2010/wordml" xmlns:w15="http://schemas.microsoft.com/office/word/2012/wordml" xmlns:w16cex="http://schemas.microsoft.com/office/word/2018/wordml/cex" xmlns:w16cid="http://schemas.microsoft.com/office/word/2016/wordml/cid" xmlns:w16="http://schemas.microsoft.com/office/word/2018/wordml" xmlns:w16sdtdh="http://schemas.microsoft.com/office/word/2020/wordml/sdtdatahash" xmlns:w16se="http://schemas.microsoft.com/office/word/2015/wordml/symex" xmlns:wpg="http://schemas.microsoft.com/office/word/2010/wordprocessingGroup" xmlns:wpi="http://schemas.microsoft.com/office/word/2010/wordprocessingInk" xmlns:wne="http://schemas.microsoft.com/office/word/2006/wordml" xmlns:wps="http://schemas.microsoft.com/office/word/2010/wordprocessingShape" mc:Ignorable="w14 w15 w16se w16cid w16 w16cex w16sdtdh wp14">
+<w:ftr xmlns:wpc="http://schemas.microsoft.com/office/word/2010/wordprocessingCanvas" xmlns:cx="http://schemas.microsoft.com/office/drawing/2014/chartex" xmlns:cx1="http://schemas.microsoft.com/office/drawing/2015/9/8/chartex" xmlns:cx2="http://schemas.microsoft.com/office/drawing/2015/10/21/chartex" xmlns:cx3="http://schemas.microsoft.com/office/drawing/2016/5/9/chartex" xmlns:cx4="http://schemas.microsoft.com/office/drawing/2016/5/10/chartex" xmlns:cx5="http://schemas.microsoft.com/office/drawing/2016/5/11/chartex" xmlns:cx6="http://schemas.microsoft.com/office/drawing/2016/5/12/chartex" xmlns:cx7="http://schemas.microsoft.com/office/drawing/2016/5/13/chartex" xmlns:cx8="http://schemas.microsoft.com/office/drawing/2016/5/14/chartex" xmlns:mc="http://schemas.openxmlformats.org/markup-compatibility/2006" xmlns:aink="http://schemas.microsoft.com/office/drawing/2016/ink" xmlns:am3d="http://schemas.microsoft.com/office/drawing/2017/model3d" xmlns:o="urn:schemas-microsoft-com:office:office" xmlns:oel="http://schemas.microsoft.com/office/2019/extlst" xmlns:r="http://schemas.openxmlformats.org/officeDocument/2006/relationships" xmlns:m="http://schemas.openxmlformats.org/officeDocument/2006/math" xmlns:v="urn:schemas-microsoft-com:vml" xmlns:wp14="http://schemas.microsoft.com/office/word/2010/wordprocessingDrawing" xmlns:wp="http://schemas.openxmlformats.org/drawingml/2006/wordprocessingDrawing" xmlns:w10="urn:schemas-microsoft-com:office:word" xmlns:w="http://schemas.openxmlformats.org/wordprocessingml/2006/main" xmlns:w14="http://schemas.microsoft.com/office/word/2010/wordml" xmlns:w15="http://schemas.microsoft.com/office/word/2012/wordml" xmlns:w16cex="http://schemas.microsoft.com/office/word/2018/wordml/cex" xmlns:w16cid="http://schemas.microsoft.com/office/word/2016/wordml/cid" xmlns:w16="http://schemas.microsoft.com/office/word/2018/wordml" xmlns:w16du="http://schemas.microsoft.com/office/word/2023/wordml/word16du" xmlns:w16sdtdh="http://schemas.microsoft.com/office/word/2020/wordml/sdtdatahash" xmlns:w16se="http://schemas.microsoft.com/office/word/2015/wordml/symex" xmlns:wpg="http://schemas.microsoft.com/office/word/2010/wordprocessingGroup" xmlns:wpi="http://schemas.microsoft.com/office/word/2010/wordprocessingInk" xmlns:wne="http://schemas.microsoft.com/office/word/2006/wordml" xmlns:wps="http://schemas.microsoft.com/office/word/2010/wordprocessingShape" mc:Ignorable="w14 w15 w16se w16cid w16 w16cex w16sdtdh wp14">
   <w:p>
     <w:pPr>
       <w:pStyle w:val="Piedepgina"/>
@@ -7158,7 +7111,7 @@
 </file>
 
 <file path=word/footnotes.xml><?xml version="1.0" encoding="utf-8"?>
-<w:footnotes xmlns:wpc="http://schemas.microsoft.com/office/word/2010/wordprocessingCanvas" xmlns:cx="http://schemas.microsoft.com/office/drawing/2014/chartex" xmlns:cx1="http://schemas.microsoft.com/office/drawing/2015/9/8/chartex" xmlns:cx2="http://schemas.microsoft.com/office/drawing/2015/10/21/chartex" xmlns:cx3="http://schemas.microsoft.com/office/drawing/2016/5/9/chartex" xmlns:cx4="http://schemas.microsoft.com/office/drawing/2016/5/10/chartex" xmlns:cx5="http://schemas.microsoft.com/office/drawing/2016/5/11/chartex" xmlns:cx6="http://schemas.microsoft.com/office/drawing/2016/5/12/chartex" xmlns:cx7="http://schemas.microsoft.com/office/drawing/2016/5/13/chartex" xmlns:cx8="http://schemas.microsoft.com/office/drawing/2016/5/14/chartex" xmlns:mc="http://schemas.openxmlformats.org/markup-compatibility/2006" xmlns:aink="http://schemas.microsoft.com/office/drawing/2016/ink" xmlns:am3d="http://schemas.microsoft.com/office/drawing/2017/model3d" xmlns:o="urn:schemas-microsoft-com:office:office" xmlns:r="http://schemas.openxmlformats.org/officeDocument/2006/relationships" xmlns:m="http://schemas.openxmlformats.org/officeDocument/2006/math" xmlns:v="urn:schemas-microsoft-com:vml" xmlns:wp14="http://schemas.microsoft.com/office/word/2010/wordprocessingDrawing" xmlns:wp="http://schemas.openxmlformats.org/drawingml/2006/wordprocessingDrawing" xmlns:w10="urn:schemas-microsoft-com:office:word" xmlns:w="http://schemas.openxmlformats.org/wordprocessingml/2006/main" xmlns:w14="http://schemas.microsoft.com/office/word/2010/wordml" xmlns:w15="http://schemas.microsoft.com/office/word/2012/wordml" xmlns:w16cex="http://schemas.microsoft.com/office/word/2018/wordml/cex" xmlns:w16cid="http://schemas.microsoft.com/office/word/2016/wordml/cid" xmlns:w16="http://schemas.microsoft.com/office/word/2018/wordml" xmlns:w16sdtdh="http://schemas.microsoft.com/office/word/2020/wordml/sdtdatahash" xmlns:w16se="http://schemas.microsoft.com/office/word/2015/wordml/symex" xmlns:wpg="http://schemas.microsoft.com/office/word/2010/wordprocessingGroup" xmlns:wpi="http://schemas.microsoft.com/office/word/2010/wordprocessingInk" xmlns:wne="http://schemas.microsoft.com/office/word/2006/wordml" xmlns:wps="http://schemas.microsoft.com/office/word/2010/wordprocessingShape" mc:Ignorable="w14 w15 w16se w16cid w16 w16cex w16sdtdh wp14">
+<w:footnotes xmlns:wpc="http://schemas.microsoft.com/office/word/2010/wordprocessingCanvas" xmlns:cx="http://schemas.microsoft.com/office/drawing/2014/chartex" xmlns:cx1="http://schemas.microsoft.com/office/drawing/2015/9/8/chartex" xmlns:cx2="http://schemas.microsoft.com/office/drawing/2015/10/21/chartex" xmlns:cx3="http://schemas.microsoft.com/office/drawing/2016/5/9/chartex" xmlns:cx4="http://schemas.microsoft.com/office/drawing/2016/5/10/chartex" xmlns:cx5="http://schemas.microsoft.com/office/drawing/2016/5/11/chartex" xmlns:cx6="http://schemas.microsoft.com/office/drawing/2016/5/12/chartex" xmlns:cx7="http://schemas.microsoft.com/office/drawing/2016/5/13/chartex" xmlns:cx8="http://schemas.microsoft.com/office/drawing/2016/5/14/chartex" xmlns:mc="http://schemas.openxmlformats.org/markup-compatibility/2006" xmlns:aink="http://schemas.microsoft.com/office/drawing/2016/ink" xmlns:am3d="http://schemas.microsoft.com/office/drawing/2017/model3d" xmlns:o="urn:schemas-microsoft-com:office:office" xmlns:oel="http://schemas.microsoft.com/office/2019/extlst" xmlns:r="http://schemas.openxmlformats.org/officeDocument/2006/relationships" xmlns:m="http://schemas.openxmlformats.org/officeDocument/2006/math" xmlns:v="urn:schemas-microsoft-com:vml" xmlns:wp14="http://schemas.microsoft.com/office/word/2010/wordprocessingDrawing" xmlns:wp="http://schemas.openxmlformats.org/drawingml/2006/wordprocessingDrawing" xmlns:w10="urn:schemas-microsoft-com:office:word" xmlns:w="http://schemas.openxmlformats.org/wordprocessingml/2006/main" xmlns:w14="http://schemas.microsoft.com/office/word/2010/wordml" xmlns:w15="http://schemas.microsoft.com/office/word/2012/wordml" xmlns:w16cex="http://schemas.microsoft.com/office/word/2018/wordml/cex" xmlns:w16cid="http://schemas.microsoft.com/office/word/2016/wordml/cid" xmlns:w16="http://schemas.microsoft.com/office/word/2018/wordml" xmlns:w16du="http://schemas.microsoft.com/office/word/2023/wordml/word16du" xmlns:w16sdtdh="http://schemas.microsoft.com/office/word/2020/wordml/sdtdatahash" xmlns:w16se="http://schemas.microsoft.com/office/word/2015/wordml/symex" xmlns:wpg="http://schemas.microsoft.com/office/word/2010/wordprocessingGroup" xmlns:wpi="http://schemas.microsoft.com/office/word/2010/wordprocessingInk" xmlns:wne="http://schemas.microsoft.com/office/word/2006/wordml" xmlns:wps="http://schemas.microsoft.com/office/word/2010/wordprocessingShape" mc:Ignorable="w14 w15 w16se w16cid w16 w16cex w16sdtdh wp14">
   <w:footnote w:type="separator" w:id="-1">
     <w:p>
       <w:pPr>
@@ -7183,7 +7136,7 @@
 </file>
 
 <file path=word/header1.xml><?xml version="1.0" encoding="utf-8"?>
-<w:hdr xmlns:wpc="http://schemas.microsoft.com/office/word/2010/wordprocessingCanvas" xmlns:cx="http://schemas.microsoft.com/office/drawing/2014/chartex" xmlns:cx1="http://schemas.microsoft.com/office/drawing/2015/9/8/chartex" xmlns:cx2="http://schemas.microsoft.com/office/drawing/2015/10/21/chartex" xmlns:cx3="http://schemas.microsoft.com/office/drawing/2016/5/9/chartex" xmlns:cx4="http://schemas.microsoft.com/office/drawing/2016/5/10/chartex" xmlns:cx5="http://schemas.microsoft.com/office/drawing/2016/5/11/chartex" xmlns:cx6="http://schemas.microsoft.com/office/drawing/2016/5/12/chartex" xmlns:cx7="http://schemas.microsoft.com/office/drawing/2016/5/13/chartex" xmlns:cx8="http://schemas.microsoft.com/office/drawing/2016/5/14/chartex" xmlns:mc="http://schemas.openxmlformats.org/markup-compatibility/2006" xmlns:aink="http://schemas.microsoft.com/office/drawing/2016/ink" xmlns:am3d="http://schemas.microsoft.com/office/drawing/2017/model3d" xmlns:o="urn:schemas-microsoft-com:office:office" xmlns:r="http://schemas.openxmlformats.org/officeDocument/2006/relationships" xmlns:m="http://schemas.openxmlformats.org/officeDocument/2006/math" xmlns:v="urn:schemas-microsoft-com:vml" xmlns:wp14="http://schemas.microsoft.com/office/word/2010/wordprocessingDrawing" xmlns:wp="http://schemas.openxmlformats.org/drawingml/2006/wordprocessingDrawing" xmlns:w10="urn:schemas-microsoft-com:office:word" xmlns:w="http://schemas.openxmlformats.org/wordprocessingml/2006/main" xmlns:w14="http://schemas.microsoft.com/office/word/2010/wordml" xmlns:w15="http://schemas.microsoft.com/office/word/2012/wordml" xmlns:w16cex="http://schemas.microsoft.com/office/word/2018/wordml/cex" xmlns:w16cid="http://schemas.microsoft.com/office/word/2016/wordml/cid" xmlns:w16="http://schemas.microsoft.com/office/word/2018/wordml" xmlns:w16sdtdh="http://schemas.microsoft.com/office/word/2020/wordml/sdtdatahash" xmlns:w16se="http://schemas.microsoft.com/office/word/2015/wordml/symex" xmlns:wpg="http://schemas.microsoft.com/office/word/2010/wordprocessingGroup" xmlns:wpi="http://schemas.microsoft.com/office/word/2010/wordprocessingInk" xmlns:wne="http://schemas.microsoft.com/office/word/2006/wordml" xmlns:wps="http://schemas.microsoft.com/office/word/2010/wordprocessingShape" mc:Ignorable="w14 w15 w16se w16cid w16 w16cex w16sdtdh wp14">
+<w:hdr xmlns:wpc="http://schemas.microsoft.com/office/word/2010/wordprocessingCanvas" xmlns:cx="http://schemas.microsoft.com/office/drawing/2014/chartex" xmlns:cx1="http://schemas.microsoft.com/office/drawing/2015/9/8/chartex" xmlns:cx2="http://schemas.microsoft.com/office/drawing/2015/10/21/chartex" xmlns:cx3="http://schemas.microsoft.com/office/drawing/2016/5/9/chartex" xmlns:cx4="http://schemas.microsoft.com/office/drawing/2016/5/10/chartex" xmlns:cx5="http://schemas.microsoft.com/office/drawing/2016/5/11/chartex" xmlns:cx6="http://schemas.microsoft.com/office/drawing/2016/5/12/chartex" xmlns:cx7="http://schemas.microsoft.com/office/drawing/2016/5/13/chartex" xmlns:cx8="http://schemas.microsoft.com/office/drawing/2016/5/14/chartex" xmlns:mc="http://schemas.openxmlformats.org/markup-compatibility/2006" xmlns:aink="http://schemas.microsoft.com/office/drawing/2016/ink" xmlns:am3d="http://schemas.microsoft.com/office/drawing/2017/model3d" xmlns:o="urn:schemas-microsoft-com:office:office" xmlns:oel="http://schemas.microsoft.com/office/2019/extlst" xmlns:r="http://schemas.openxmlformats.org/officeDocument/2006/relationships" xmlns:m="http://schemas.openxmlformats.org/officeDocument/2006/math" xmlns:v="urn:schemas-microsoft-com:vml" xmlns:wp14="http://schemas.microsoft.com/office/word/2010/wordprocessingDrawing" xmlns:wp="http://schemas.openxmlformats.org/drawingml/2006/wordprocessingDrawing" xmlns:w10="urn:schemas-microsoft-com:office:word" xmlns:w="http://schemas.openxmlformats.org/wordprocessingml/2006/main" xmlns:w14="http://schemas.microsoft.com/office/word/2010/wordml" xmlns:w15="http://schemas.microsoft.com/office/word/2012/wordml" xmlns:w16cex="http://schemas.microsoft.com/office/word/2018/wordml/cex" xmlns:w16cid="http://schemas.microsoft.com/office/word/2016/wordml/cid" xmlns:w16="http://schemas.microsoft.com/office/word/2018/wordml" xmlns:w16du="http://schemas.microsoft.com/office/word/2023/wordml/word16du" xmlns:w16sdtdh="http://schemas.microsoft.com/office/word/2020/wordml/sdtdatahash" xmlns:w16se="http://schemas.microsoft.com/office/word/2015/wordml/symex" xmlns:wpg="http://schemas.microsoft.com/office/word/2010/wordprocessingGroup" xmlns:wpi="http://schemas.microsoft.com/office/word/2010/wordprocessingInk" xmlns:wne="http://schemas.microsoft.com/office/word/2006/wordml" xmlns:wps="http://schemas.microsoft.com/office/word/2010/wordprocessingShape" mc:Ignorable="w14 w15 w16se w16cid w16 w16cex w16sdtdh wp14">
   <w:p>
     <w:pPr>
       <w:pStyle w:val="Encabezado"/>
@@ -7201,7 +7154,7 @@
 </file>
 
 <file path=word/numbering.xml><?xml version="1.0" encoding="utf-8"?>
-<w:numbering xmlns:wpc="http://schemas.microsoft.com/office/word/2010/wordprocessingCanvas" xmlns:cx="http://schemas.microsoft.com/office/drawing/2014/chartex" xmlns:cx1="http://schemas.microsoft.com/office/drawing/2015/9/8/chartex" xmlns:cx2="http://schemas.microsoft.com/office/drawing/2015/10/21/chartex" xmlns:cx3="http://schemas.microsoft.com/office/drawing/2016/5/9/chartex" xmlns:cx4="http://schemas.microsoft.com/office/drawing/2016/5/10/chartex" xmlns:cx5="http://schemas.microsoft.com/office/drawing/2016/5/11/chartex" xmlns:cx6="http://schemas.microsoft.com/office/drawing/2016/5/12/chartex" xmlns:cx7="http://schemas.microsoft.com/office/drawing/2016/5/13/chartex" xmlns:cx8="http://schemas.microsoft.com/office/drawing/2016/5/14/chartex" xmlns:mc="http://schemas.openxmlformats.org/markup-compatibility/2006" xmlns:aink="http://schemas.microsoft.com/office/drawing/2016/ink" xmlns:am3d="http://schemas.microsoft.com/office/drawing/2017/model3d" xmlns:o="urn:schemas-microsoft-com:office:office" xmlns:r="http://schemas.openxmlformats.org/officeDocument/2006/relationships" xmlns:m="http://schemas.openxmlformats.org/officeDocument/2006/math" xmlns:v="urn:schemas-microsoft-com:vml" xmlns:wp14="http://schemas.microsoft.com/office/word/2010/wordprocessingDrawing" xmlns:wp="http://schemas.openxmlformats.org/drawingml/2006/wordprocessingDrawing" xmlns:w10="urn:schemas-microsoft-com:office:word" xmlns:w="http://schemas.openxmlformats.org/wordprocessingml/2006/main" xmlns:w14="http://schemas.microsoft.com/office/word/2010/wordml" xmlns:w15="http://schemas.microsoft.com/office/word/2012/wordml" xmlns:w16cex="http://schemas.microsoft.com/office/word/2018/wordml/cex" xmlns:w16cid="http://schemas.microsoft.com/office/word/2016/wordml/cid" xmlns:w16="http://schemas.microsoft.com/office/word/2018/wordml" xmlns:w16sdtdh="http://schemas.microsoft.com/office/word/2020/wordml/sdtdatahash" xmlns:w16se="http://schemas.microsoft.com/office/word/2015/wordml/symex" xmlns:wpg="http://schemas.microsoft.com/office/word/2010/wordprocessingGroup" xmlns:wpi="http://schemas.microsoft.com/office/word/2010/wordprocessingInk" xmlns:wne="http://schemas.microsoft.com/office/word/2006/wordml" xmlns:wps="http://schemas.microsoft.com/office/word/2010/wordprocessingShape" mc:Ignorable="w14 w15 w16se w16cid w16 w16cex w16sdtdh wp14">
+<w:numbering xmlns:wpc="http://schemas.microsoft.com/office/word/2010/wordprocessingCanvas" xmlns:cx="http://schemas.microsoft.com/office/drawing/2014/chartex" xmlns:cx1="http://schemas.microsoft.com/office/drawing/2015/9/8/chartex" xmlns:cx2="http://schemas.microsoft.com/office/drawing/2015/10/21/chartex" xmlns:cx3="http://schemas.microsoft.com/office/drawing/2016/5/9/chartex" xmlns:cx4="http://schemas.microsoft.com/office/drawing/2016/5/10/chartex" xmlns:cx5="http://schemas.microsoft.com/office/drawing/2016/5/11/chartex" xmlns:cx6="http://schemas.microsoft.com/office/drawing/2016/5/12/chartex" xmlns:cx7="http://schemas.microsoft.com/office/drawing/2016/5/13/chartex" xmlns:cx8="http://schemas.microsoft.com/office/drawing/2016/5/14/chartex" xmlns:mc="http://schemas.openxmlformats.org/markup-compatibility/2006" xmlns:aink="http://schemas.microsoft.com/office/drawing/2016/ink" xmlns:am3d="http://schemas.microsoft.com/office/drawing/2017/model3d" xmlns:o="urn:schemas-microsoft-com:office:office" xmlns:oel="http://schemas.microsoft.com/office/2019/extlst" xmlns:r="http://schemas.openxmlformats.org/officeDocument/2006/relationships" xmlns:m="http://schemas.openxmlformats.org/officeDocument/2006/math" xmlns:v="urn:schemas-microsoft-com:vml" xmlns:wp14="http://schemas.microsoft.com/office/word/2010/wordprocessingDrawing" xmlns:wp="http://schemas.openxmlformats.org/drawingml/2006/wordprocessingDrawing" xmlns:w10="urn:schemas-microsoft-com:office:word" xmlns:w="http://schemas.openxmlformats.org/wordprocessingml/2006/main" xmlns:w14="http://schemas.microsoft.com/office/word/2010/wordml" xmlns:w15="http://schemas.microsoft.com/office/word/2012/wordml" xmlns:w16cex="http://schemas.microsoft.com/office/word/2018/wordml/cex" xmlns:w16cid="http://schemas.microsoft.com/office/word/2016/wordml/cid" xmlns:w16="http://schemas.microsoft.com/office/word/2018/wordml" xmlns:w16du="http://schemas.microsoft.com/office/word/2023/wordml/word16du" xmlns:w16sdtdh="http://schemas.microsoft.com/office/word/2020/wordml/sdtdatahash" xmlns:w16se="http://schemas.microsoft.com/office/word/2015/wordml/symex" xmlns:wpg="http://schemas.microsoft.com/office/word/2010/wordprocessingGroup" xmlns:wpi="http://schemas.microsoft.com/office/word/2010/wordprocessingInk" xmlns:wne="http://schemas.microsoft.com/office/word/2006/wordml" xmlns:wps="http://schemas.microsoft.com/office/word/2010/wordprocessingShape" mc:Ignorable="w14 w15 w16se w16cid w16 w16cex w16sdtdh wp14">
   <w:abstractNum w:abstractNumId="0" w15:restartNumberingAfterBreak="0">
     <w:nsid w:val="00F73304"/>
     <w:multiLevelType w:val="multilevel"/>
@@ -9646,43 +9599,43 @@
       </w:pPr>
     </w:lvl>
   </w:abstractNum>
-  <w:num w:numId="1">
+  <w:num w:numId="1" w16cid:durableId="1876381896">
     <w:abstractNumId w:val="1"/>
   </w:num>
-  <w:num w:numId="2">
+  <w:num w:numId="2" w16cid:durableId="387192406">
     <w:abstractNumId w:val="4"/>
   </w:num>
-  <w:num w:numId="3">
+  <w:num w:numId="3" w16cid:durableId="277371319">
     <w:abstractNumId w:val="3"/>
   </w:num>
-  <w:num w:numId="4">
+  <w:num w:numId="4" w16cid:durableId="1650092606">
     <w:abstractNumId w:val="18"/>
   </w:num>
-  <w:num w:numId="5">
+  <w:num w:numId="5" w16cid:durableId="859391519">
     <w:abstractNumId w:val="8"/>
   </w:num>
-  <w:num w:numId="6">
+  <w:num w:numId="6" w16cid:durableId="361131535">
     <w:abstractNumId w:val="17"/>
   </w:num>
-  <w:num w:numId="7">
+  <w:num w:numId="7" w16cid:durableId="904995877">
     <w:abstractNumId w:val="16"/>
   </w:num>
-  <w:num w:numId="8">
+  <w:num w:numId="8" w16cid:durableId="1862667833">
     <w:abstractNumId w:val="9"/>
   </w:num>
-  <w:num w:numId="9">
+  <w:num w:numId="9" w16cid:durableId="1913465768">
     <w:abstractNumId w:val="15"/>
   </w:num>
-  <w:num w:numId="10">
+  <w:num w:numId="10" w16cid:durableId="983049400">
     <w:abstractNumId w:val="11"/>
   </w:num>
-  <w:num w:numId="11">
+  <w:num w:numId="11" w16cid:durableId="1281762577">
     <w:abstractNumId w:val="0"/>
   </w:num>
-  <w:num w:numId="12">
+  <w:num w:numId="12" w16cid:durableId="1636065397">
     <w:abstractNumId w:val="14"/>
   </w:num>
-  <w:num w:numId="13">
+  <w:num w:numId="13" w16cid:durableId="912662596">
     <w:abstractNumId w:val="7"/>
     <w:lvlOverride w:ilvl="0">
       <w:startOverride w:val="1"/>
@@ -9712,7 +9665,7 @@
       <w:startOverride w:val="1"/>
     </w:lvlOverride>
   </w:num>
-  <w:num w:numId="14">
+  <w:num w:numId="14" w16cid:durableId="652223274">
     <w:abstractNumId w:val="5"/>
     <w:lvlOverride w:ilvl="0">
       <w:startOverride w:val="1"/>
@@ -9742,22 +9695,22 @@
       <w:startOverride w:val="1"/>
     </w:lvlOverride>
   </w:num>
-  <w:num w:numId="15">
+  <w:num w:numId="15" w16cid:durableId="857743044">
     <w:abstractNumId w:val="12"/>
   </w:num>
-  <w:num w:numId="16">
+  <w:num w:numId="16" w16cid:durableId="689259985">
     <w:abstractNumId w:val="2"/>
   </w:num>
-  <w:num w:numId="17">
+  <w:num w:numId="17" w16cid:durableId="520751081">
     <w:abstractNumId w:val="6"/>
   </w:num>
-  <w:num w:numId="18">
+  <w:num w:numId="18" w16cid:durableId="1092702348">
     <w:abstractNumId w:val="13"/>
   </w:num>
-  <w:num w:numId="19">
+  <w:num w:numId="19" w16cid:durableId="1758481942">
     <w:abstractNumId w:val="19"/>
   </w:num>
-  <w:num w:numId="20">
+  <w:num w:numId="20" w16cid:durableId="850070993">
     <w:abstractNumId w:val="10"/>
   </w:num>
   <w:numIdMacAtCleanup w:val="1"/>
